--- a/ChatGPTPrompt.docx
+++ b/ChatGPTPrompt.docx
@@ -224,66 +224,279 @@
       </w:r>
     </w:p>
     <w:p>
-      <w:r>
+      <w:pPr>
+        <w:autoSpaceDE w:val="0"/>
+        <w:autoSpaceDN w:val="0"/>
+        <w:adjustRightInd w:val="0"/>
+        <w:spacing w:after="0" w:line="240" w:lineRule="auto"/>
+        <w:rPr>
+          <w:rFonts w:ascii="Cascadia Mono" w:hAnsi="Cascadia Mono" w:cs="Cascadia Mono"/>
+          <w:color w:val="000000"/>
+          <w:sz w:val="19"/>
+          <w:szCs w:val="19"/>
+          <w:lang w:bidi="ar-SA"/>
+        </w:rPr>
+      </w:pPr>
+      <w:r>
+        <w:rPr>
+          <w:rFonts w:ascii="Cascadia Mono" w:hAnsi="Cascadia Mono" w:cs="Cascadia Mono"/>
+          <w:color w:val="000000"/>
+          <w:sz w:val="19"/>
+          <w:szCs w:val="19"/>
+          <w:lang w:bidi="ar-SA"/>
+        </w:rPr>
         <w:t>public interface IClientMessageHub</w:t>
       </w:r>
     </w:p>
     <w:p>
-      <w:r>
+      <w:pPr>
+        <w:autoSpaceDE w:val="0"/>
+        <w:autoSpaceDN w:val="0"/>
+        <w:adjustRightInd w:val="0"/>
+        <w:spacing w:after="0" w:line="240" w:lineRule="auto"/>
+        <w:rPr>
+          <w:rFonts w:ascii="Cascadia Mono" w:hAnsi="Cascadia Mono" w:cs="Cascadia Mono"/>
+          <w:color w:val="000000"/>
+          <w:sz w:val="19"/>
+          <w:szCs w:val="19"/>
+          <w:lang w:bidi="ar-SA"/>
+        </w:rPr>
+      </w:pPr>
+      <w:r>
+        <w:rPr>
+          <w:rFonts w:ascii="Cascadia Mono" w:hAnsi="Cascadia Mono" w:cs="Cascadia Mono"/>
+          <w:color w:val="000000"/>
+          <w:sz w:val="19"/>
+          <w:szCs w:val="19"/>
+          <w:lang w:bidi="ar-SA"/>
+        </w:rPr>
         <w:t>{</w:t>
       </w:r>
     </w:p>
     <w:p>
-      <w:r>
-        <w:t xml:space="preserve">    Task SendToServerMessage(object message, Guid correlationId);</w:t>
-      </w:r>
-    </w:p>
-    <w:p>
-      <w:r>
-        <w:t xml:space="preserve">    Task&lt;TResponse&gt; ReceiveFromServerMessage&lt;TResponse&gt;(Guid correlationId);</w:t>
-      </w:r>
-    </w:p>
-    <w:p>
-      <w:r>
+      <w:pPr>
+        <w:autoSpaceDE w:val="0"/>
+        <w:autoSpaceDN w:val="0"/>
+        <w:adjustRightInd w:val="0"/>
+        <w:spacing w:after="0" w:line="240" w:lineRule="auto"/>
+        <w:rPr>
+          <w:rFonts w:ascii="Cascadia Mono" w:hAnsi="Cascadia Mono" w:cs="Cascadia Mono"/>
+          <w:color w:val="000000"/>
+          <w:sz w:val="19"/>
+          <w:szCs w:val="19"/>
+          <w:lang w:bidi="ar-SA"/>
+        </w:rPr>
+      </w:pPr>
+      <w:r>
+        <w:rPr>
+          <w:rFonts w:ascii="Cascadia Mono" w:hAnsi="Cascadia Mono" w:cs="Cascadia Mono"/>
+          <w:color w:val="000000"/>
+          <w:sz w:val="19"/>
+          <w:szCs w:val="19"/>
+          <w:lang w:bidi="ar-SA"/>
+        </w:rPr>
+        <w:t xml:space="preserve">     Task SendToServerMessageAsync(string destination, object message, Guid correlationId);</w:t>
+      </w:r>
+    </w:p>
+    <w:p>
+      <w:pPr>
+        <w:autoSpaceDE w:val="0"/>
+        <w:autoSpaceDN w:val="0"/>
+        <w:adjustRightInd w:val="0"/>
+        <w:spacing w:after="0" w:line="240" w:lineRule="auto"/>
+        <w:rPr>
+          <w:rFonts w:ascii="Cascadia Mono" w:hAnsi="Cascadia Mono" w:cs="Cascadia Mono"/>
+          <w:color w:val="000000"/>
+          <w:sz w:val="19"/>
+          <w:szCs w:val="19"/>
+          <w:lang w:bidi="ar-SA"/>
+        </w:rPr>
+      </w:pPr>
+      <w:r>
+        <w:rPr>
+          <w:rFonts w:ascii="Cascadia Mono" w:hAnsi="Cascadia Mono" w:cs="Cascadia Mono"/>
+          <w:color w:val="000000"/>
+          <w:sz w:val="19"/>
+          <w:szCs w:val="19"/>
+          <w:lang w:bidi="ar-SA"/>
+        </w:rPr>
+        <w:t xml:space="preserve">    Task&lt;TResponse&gt; ListenForServerMessageAsync&lt;TResponse&gt;(string destination, Guid correlationId);</w:t>
+      </w:r>
+    </w:p>
+    <w:p>
+      <w:pPr>
+        <w:rPr>
+          <w:rFonts w:ascii="Cascadia Mono" w:hAnsi="Cascadia Mono" w:cs="Cascadia Mono"/>
+          <w:color w:val="000000"/>
+          <w:sz w:val="19"/>
+          <w:szCs w:val="19"/>
+          <w:lang w:bidi="ar-SA"/>
+        </w:rPr>
+      </w:pPr>
+      <w:r>
+        <w:rPr>
+          <w:rFonts w:ascii="Cascadia Mono" w:hAnsi="Cascadia Mono" w:cs="Cascadia Mono"/>
+          <w:color w:val="000000"/>
+          <w:sz w:val="19"/>
+          <w:szCs w:val="19"/>
+          <w:lang w:bidi="ar-SA"/>
+        </w:rPr>
         <w:t>}</w:t>
       </w:r>
     </w:p>
     <w:p>
+      <w:pPr>
+        <w:rPr>
+          <w:rFonts w:ascii="Cascadia Mono" w:hAnsi="Cascadia Mono" w:cs="Cascadia Mono"/>
+          <w:color w:val="000000"/>
+          <w:sz w:val="19"/>
+          <w:szCs w:val="19"/>
+          <w:lang w:bidi="ar-SA"/>
+        </w:rPr>
+      </w:pPr>
+    </w:p>
+    <w:p>
       <w:r>
         <w:t>In the Server project, this interface is implemented:</w:t>
       </w:r>
     </w:p>
     <w:p>
-      <w:r>
-        <w:t xml:space="preserve">    public interface IServerMessageHub</w:t>
-      </w:r>
-    </w:p>
-    <w:p>
-      <w:r>
-        <w:t xml:space="preserve">    {</w:t>
-      </w:r>
-    </w:p>
-    <w:p>
-      <w:r>
-        <w:t xml:space="preserve">        Task CheckForNewClientMessage();</w:t>
-      </w:r>
-    </w:p>
-    <w:p>
-      <w:r>
-        <w:t xml:space="preserve">        Task HandleMessageFromClient(ClientQueueEntity queuePackage);</w:t>
-      </w:r>
-    </w:p>
-    <w:p>
-      <w:r>
-        <w:t xml:space="preserve">        Task SendMessageToClient(object message, Guid correlationId);</w:t>
-      </w:r>
-    </w:p>
-    <w:p>
-      <w:r>
-        <w:t xml:space="preserve">    }</w:t>
-      </w:r>
-    </w:p>
-    <w:p/>
+      <w:pPr>
+        <w:autoSpaceDE w:val="0"/>
+        <w:autoSpaceDN w:val="0"/>
+        <w:adjustRightInd w:val="0"/>
+        <w:spacing w:after="0" w:line="240" w:lineRule="auto"/>
+        <w:rPr>
+          <w:rFonts w:ascii="Cascadia Mono" w:hAnsi="Cascadia Mono" w:cs="Cascadia Mono"/>
+          <w:color w:val="000000"/>
+          <w:sz w:val="19"/>
+          <w:szCs w:val="19"/>
+          <w:lang w:bidi="ar-SA"/>
+        </w:rPr>
+      </w:pPr>
+      <w:r>
+        <w:rPr>
+          <w:rFonts w:ascii="Cascadia Mono" w:hAnsi="Cascadia Mono" w:cs="Cascadia Mono"/>
+          <w:color w:val="000000"/>
+          <w:sz w:val="19"/>
+          <w:szCs w:val="19"/>
+          <w:lang w:bidi="ar-SA"/>
+        </w:rPr>
+        <w:t>public interface IServerMessageHub</w:t>
+      </w:r>
+    </w:p>
+    <w:p>
+      <w:pPr>
+        <w:autoSpaceDE w:val="0"/>
+        <w:autoSpaceDN w:val="0"/>
+        <w:adjustRightInd w:val="0"/>
+        <w:spacing w:after="0" w:line="240" w:lineRule="auto"/>
+        <w:rPr>
+          <w:rFonts w:ascii="Cascadia Mono" w:hAnsi="Cascadia Mono" w:cs="Cascadia Mono"/>
+          <w:color w:val="000000"/>
+          <w:sz w:val="19"/>
+          <w:szCs w:val="19"/>
+          <w:lang w:bidi="ar-SA"/>
+        </w:rPr>
+      </w:pPr>
+      <w:r>
+        <w:rPr>
+          <w:rFonts w:ascii="Cascadia Mono" w:hAnsi="Cascadia Mono" w:cs="Cascadia Mono"/>
+          <w:color w:val="000000"/>
+          <w:sz w:val="19"/>
+          <w:szCs w:val="19"/>
+          <w:lang w:bidi="ar-SA"/>
+        </w:rPr>
+        <w:t>{</w:t>
+      </w:r>
+    </w:p>
+    <w:p>
+      <w:pPr>
+        <w:autoSpaceDE w:val="0"/>
+        <w:autoSpaceDN w:val="0"/>
+        <w:adjustRightInd w:val="0"/>
+        <w:spacing w:after="0" w:line="240" w:lineRule="auto"/>
+        <w:rPr>
+          <w:rFonts w:ascii="Cascadia Mono" w:hAnsi="Cascadia Mono" w:cs="Cascadia Mono"/>
+          <w:color w:val="000000"/>
+          <w:sz w:val="19"/>
+          <w:szCs w:val="19"/>
+          <w:lang w:bidi="ar-SA"/>
+        </w:rPr>
+      </w:pPr>
+      <w:r>
+        <w:rPr>
+          <w:rFonts w:ascii="Cascadia Mono" w:hAnsi="Cascadia Mono" w:cs="Cascadia Mono"/>
+          <w:color w:val="000000"/>
+          <w:sz w:val="19"/>
+          <w:szCs w:val="19"/>
+          <w:lang w:bidi="ar-SA"/>
+        </w:rPr>
+        <w:t xml:space="preserve">    Task ListenForClientMessageAsync(string destination);</w:t>
+      </w:r>
+    </w:p>
+    <w:p>
+      <w:pPr>
+        <w:autoSpaceDE w:val="0"/>
+        <w:autoSpaceDN w:val="0"/>
+        <w:adjustRightInd w:val="0"/>
+        <w:spacing w:after="0" w:line="240" w:lineRule="auto"/>
+        <w:rPr>
+          <w:rFonts w:ascii="Cascadia Mono" w:hAnsi="Cascadia Mono" w:cs="Cascadia Mono"/>
+          <w:color w:val="000000"/>
+          <w:sz w:val="19"/>
+          <w:szCs w:val="19"/>
+          <w:lang w:bidi="ar-SA"/>
+        </w:rPr>
+      </w:pPr>
+      <w:r>
+        <w:rPr>
+          <w:rFonts w:ascii="Cascadia Mono" w:hAnsi="Cascadia Mono" w:cs="Cascadia Mono"/>
+          <w:color w:val="000000"/>
+          <w:sz w:val="19"/>
+          <w:szCs w:val="19"/>
+          <w:lang w:bidi="ar-SA"/>
+        </w:rPr>
+        <w:t xml:space="preserve">    Task HandleMessageFromClientAsync(ClientQueueEntity queuePackage);</w:t>
+      </w:r>
+    </w:p>
+    <w:p>
+      <w:pPr>
+        <w:autoSpaceDE w:val="0"/>
+        <w:autoSpaceDN w:val="0"/>
+        <w:adjustRightInd w:val="0"/>
+        <w:spacing w:after="0" w:line="240" w:lineRule="auto"/>
+        <w:rPr>
+          <w:rFonts w:ascii="Cascadia Mono" w:hAnsi="Cascadia Mono" w:cs="Cascadia Mono"/>
+          <w:color w:val="000000"/>
+          <w:sz w:val="19"/>
+          <w:szCs w:val="19"/>
+          <w:lang w:bidi="ar-SA"/>
+        </w:rPr>
+      </w:pPr>
+      <w:r>
+        <w:rPr>
+          <w:rFonts w:ascii="Cascadia Mono" w:hAnsi="Cascadia Mono" w:cs="Cascadia Mono"/>
+          <w:color w:val="000000"/>
+          <w:sz w:val="19"/>
+          <w:szCs w:val="19"/>
+          <w:lang w:bidi="ar-SA"/>
+        </w:rPr>
+        <w:t xml:space="preserve">    Task SendMessageToClientAsync(string destination, object message, Guid correlationId);</w:t>
+      </w:r>
+    </w:p>
+    <w:p>
+      <w:r>
+        <w:rPr>
+          <w:rFonts w:ascii="Cascadia Mono" w:hAnsi="Cascadia Mono" w:cs="Cascadia Mono"/>
+          <w:color w:val="000000"/>
+          <w:sz w:val="19"/>
+          <w:szCs w:val="19"/>
+          <w:lang w:bidi="ar-SA"/>
+        </w:rPr>
+        <w:t>}</w:t>
+      </w:r>
+    </w:p>
     <w:p>
       <w:pPr>
         <w:rPr>
@@ -307,7 +520,16 @@
         </w:numPr>
       </w:pPr>
       <w:r>
-        <w:t xml:space="preserve">The CheckForNewClientMessage method in the </w:t>
+        <w:t xml:space="preserve">The </w:t>
+      </w:r>
+      <w:r>
+        <w:t>ListenForClientMessageAsync</w:t>
+      </w:r>
+      <w:r>
+        <w:t xml:space="preserve"> </w:t>
+      </w:r>
+      <w:r>
+        <w:t xml:space="preserve">method in the </w:t>
       </w:r>
       <w:r>
         <w:rPr>
@@ -350,7 +572,6 @@
         </w:numPr>
       </w:pPr>
       <w:r>
-        <w:lastRenderedPageBreak/>
         <w:t xml:space="preserve">Meanwhile, the ReceiveFromServerMessage method in the </w:t>
       </w:r>
       <w:r>
@@ -429,7 +650,17 @@
         <w:t xml:space="preserve"> </w:t>
       </w:r>
       <w:r>
-        <w:t>and protocl AMQP</w:t>
+        <w:t>and protocl</w:t>
+      </w:r>
+      <w:r>
+        <w:t xml:space="preserve"> </w:t>
+      </w:r>
+      <w:r>
+        <w:t xml:space="preserve">STOMP (Simple/Streaming Text-Oriented </w:t>
+      </w:r>
+      <w:r>
+        <w:lastRenderedPageBreak/>
+        <w:t>Messaging Protocol)</w:t>
       </w:r>
       <w:r>
         <w:t xml:space="preserve">. This involves transitioning to ActiveMQ for end-to-end messaging, eliminating the use of ClientQueue and ServerQueue tables. ActiveMQ will handle all message communication between the </w:t>
@@ -512,7 +743,7 @@
           <w14:ligatures w14:val="none"/>
         </w:rPr>
         <w:pict w14:anchorId="352C61A8">
-          <v:rect id="_x0000_i1035" style="width:0;height:1.5pt" o:hralign="center" o:hrstd="t" o:hr="t" fillcolor="#a0a0a0" stroked="f"/>
+          <v:rect id="_x0000_i1025" style="width:0;height:1.5pt" o:hralign="center" o:hrstd="t" o:hr="t" fillcolor="#a0a0a0" stroked="f"/>
         </w:pict>
       </w:r>
     </w:p>
@@ -696,7 +927,7 @@
           <w14:ligatures w14:val="none"/>
         </w:rPr>
         <w:pict w14:anchorId="520C7E7A">
-          <v:rect id="_x0000_i1048" style="width:0;height:1.5pt" o:hralign="center" o:hrstd="t" o:hr="t" fillcolor="#a0a0a0" stroked="f"/>
+          <v:rect id="_x0000_i1026" style="width:0;height:1.5pt" o:hralign="center" o:hrstd="t" o:hr="t" fillcolor="#a0a0a0" stroked="f"/>
         </w:pict>
       </w:r>
     </w:p>
@@ -1064,7 +1295,6 @@
           <w:lang w:bidi="ar-SA"/>
           <w14:ligatures w14:val="none"/>
         </w:rPr>
-        <w:lastRenderedPageBreak/>
         <w:t>artemis create C:\ActiveMQArtemis\broker --user admin --password admin --allow-anonymous</w:t>
       </w:r>
     </w:p>
@@ -1212,6 +1442,7 @@
           <w:lang w:bidi="ar-SA"/>
           <w14:ligatures w14:val="none"/>
         </w:rPr>
+        <w:lastRenderedPageBreak/>
         <w:t>--allow-anonymous</w:t>
       </w:r>
       <w:r>
@@ -1263,7 +1494,7 @@
           <w14:ligatures w14:val="none"/>
         </w:rPr>
         <w:pict w14:anchorId="445CF845">
-          <v:rect id="_x0000_i1049" style="width:0;height:1.5pt" o:hralign="center" o:hrstd="t" o:hr="t" fillcolor="#a0a0a0" stroked="f"/>
+          <v:rect id="_x0000_i1027" style="width:0;height:1.5pt" o:hralign="center" o:hrstd="t" o:hr="t" fillcolor="#a0a0a0" stroked="f"/>
         </w:pict>
       </w:r>
     </w:p>
@@ -1427,7 +1658,7 @@
           <w14:ligatures w14:val="none"/>
         </w:rPr>
         <w:pict w14:anchorId="3DAD42C3">
-          <v:rect id="_x0000_i1050" style="width:0;height:1.5pt" o:hralign="center" o:hrstd="t" o:hr="t" fillcolor="#a0a0a0" stroked="f"/>
+          <v:rect id="_x0000_i1028" style="width:0;height:1.5pt" o:hralign="center" o:hrstd="t" o:hr="t" fillcolor="#a0a0a0" stroked="f"/>
         </w:pict>
       </w:r>
     </w:p>
@@ -1782,7 +2013,7 @@
           <w14:ligatures w14:val="none"/>
         </w:rPr>
         <w:pict w14:anchorId="3AE7088F">
-          <v:rect id="_x0000_i1051" style="width:0;height:1.5pt" o:hralign="center" o:hrstd="t" o:hr="t" fillcolor="#a0a0a0" stroked="f"/>
+          <v:rect id="_x0000_i1029" style="width:0;height:1.5pt" o:hralign="center" o:hrstd="t" o:hr="t" fillcolor="#a0a0a0" stroked="f"/>
         </w:pict>
       </w:r>
     </w:p>
@@ -2008,7 +2239,7 @@
           <w14:ligatures w14:val="none"/>
         </w:rPr>
         <w:pict w14:anchorId="4C4027FF">
-          <v:rect id="_x0000_i1052" style="width:0;height:1.5pt" o:hralign="center" o:hrstd="t" o:hr="t" fillcolor="#a0a0a0" stroked="f"/>
+          <v:rect id="_x0000_i1030" style="width:0;height:1.5pt" o:hralign="center" o:hrstd="t" o:hr="t" fillcolor="#a0a0a0" stroked="f"/>
         </w:pict>
       </w:r>
     </w:p>
@@ -2036,7 +2267,6 @@
           <w:lang w:bidi="ar-SA"/>
           <w14:ligatures w14:val="none"/>
         </w:rPr>
-        <w:lastRenderedPageBreak/>
         <w:t>5. Configure the Service (Optional)</w:t>
       </w:r>
     </w:p>
@@ -2164,6 +2394,7 @@
           <w:lang w:bidi="ar-SA"/>
           <w14:ligatures w14:val="none"/>
         </w:rPr>
+        <w:lastRenderedPageBreak/>
         <w:t>Modify service-related configurations such as memory allocation, logging, or JVM options.</w:t>
       </w:r>
     </w:p>
@@ -2185,7 +2416,7 @@
           <w14:ligatures w14:val="none"/>
         </w:rPr>
         <w:pict w14:anchorId="544B3781">
-          <v:rect id="_x0000_i1053" style="width:0;height:1.5pt" o:hralign="center" o:hrstd="t" o:hr="t" fillcolor="#a0a0a0" stroked="f"/>
+          <v:rect id="_x0000_i1031" style="width:0;height:1.5pt" o:hralign="center" o:hrstd="t" o:hr="t" fillcolor="#a0a0a0" stroked="f"/>
         </w:pict>
       </w:r>
     </w:p>
@@ -2294,7 +2525,7 @@
           <w14:ligatures w14:val="none"/>
         </w:rPr>
         <w:pict w14:anchorId="649D2FD8">
-          <v:rect id="_x0000_i1054" style="width:0;height:1.5pt" o:hralign="center" o:hrstd="t" o:hr="t" fillcolor="#a0a0a0" stroked="f"/>
+          <v:rect id="_x0000_i1032" style="width:0;height:1.5pt" o:hralign="center" o:hrstd="t" o:hr="t" fillcolor="#a0a0a0" stroked="f"/>
         </w:pict>
       </w:r>
     </w:p>
@@ -2497,7 +2728,7 @@
           <w14:ligatures w14:val="none"/>
         </w:rPr>
         <w:pict w14:anchorId="7D416574">
-          <v:rect id="_x0000_i1055" style="width:0;height:1.5pt" o:hralign="center" o:hrstd="t" o:hr="t" fillcolor="#a0a0a0" stroked="f"/>
+          <v:rect id="_x0000_i1033" style="width:0;height:1.5pt" o:hralign="center" o:hrstd="t" o:hr="t" fillcolor="#a0a0a0" stroked="f"/>
         </w:pict>
       </w:r>
     </w:p>
@@ -2741,7 +2972,7 @@
           <w14:ligatures w14:val="none"/>
         </w:rPr>
         <w:pict w14:anchorId="50DE1A3C">
-          <v:rect id="_x0000_i1056" style="width:0;height:1.5pt" o:hralign="center" o:hrstd="t" o:hr="t" fillcolor="#a0a0a0" stroked="f"/>
+          <v:rect id="_x0000_i1034" style="width:0;height:1.5pt" o:hralign="center" o:hrstd="t" o:hr="t" fillcolor="#a0a0a0" stroked="f"/>
         </w:pict>
       </w:r>
     </w:p>
@@ -3709,7 +3940,7 @@
           <w14:ligatures w14:val="none"/>
         </w:rPr>
         <w:pict w14:anchorId="02AB4C7E">
-          <v:rect id="_x0000_i1036" style="width:0;height:1.5pt" o:hralign="center" o:hrstd="t" o:hr="t" fillcolor="#a0a0a0" stroked="f"/>
+          <v:rect id="_x0000_i1035" style="width:0;height:1.5pt" o:hralign="center" o:hrstd="t" o:hr="t" fillcolor="#a0a0a0" stroked="f"/>
         </w:pict>
       </w:r>
     </w:p>
@@ -3762,7 +3993,6 @@
           <w:lang w:bidi="ar-SA"/>
           <w14:ligatures w14:val="none"/>
         </w:rPr>
-        <w:lastRenderedPageBreak/>
         <w:t>2.1 Install Required NuGet Packages</w:t>
       </w:r>
     </w:p>
@@ -3916,6 +4146,7 @@
           <w:lang w:bidi="ar-SA"/>
           <w14:ligatures w14:val="none"/>
         </w:rPr>
+        <w:lastRenderedPageBreak/>
         <w:t>2.2 Define a Shared Messaging Contract</w:t>
       </w:r>
     </w:p>
@@ -5440,347 +5671,347 @@
           <w:lang w:bidi="ar-SA"/>
           <w14:ligatures w14:val="none"/>
         </w:rPr>
+        <w:t xml:space="preserve">        }));</w:t>
+      </w:r>
+    </w:p>
+    <w:p>
+      <w:pPr>
+        <w:tabs>
+          <w:tab w:val="left" w:pos="916"/>
+          <w:tab w:val="left" w:pos="1832"/>
+          <w:tab w:val="left" w:pos="2748"/>
+          <w:tab w:val="left" w:pos="3664"/>
+          <w:tab w:val="left" w:pos="4580"/>
+          <w:tab w:val="left" w:pos="5496"/>
+          <w:tab w:val="left" w:pos="6412"/>
+          <w:tab w:val="left" w:pos="7328"/>
+          <w:tab w:val="left" w:pos="8244"/>
+          <w:tab w:val="left" w:pos="9160"/>
+          <w:tab w:val="left" w:pos="10076"/>
+          <w:tab w:val="left" w:pos="10992"/>
+          <w:tab w:val="left" w:pos="11908"/>
+          <w:tab w:val="left" w:pos="12824"/>
+          <w:tab w:val="left" w:pos="13740"/>
+          <w:tab w:val="left" w:pos="14656"/>
+        </w:tabs>
+        <w:spacing w:after="0" w:line="240" w:lineRule="auto"/>
+        <w:rPr>
+          <w:rFonts w:ascii="Courier New" w:eastAsia="Times New Roman" w:hAnsi="Courier New" w:cs="Courier New"/>
+          <w:sz w:val="20"/>
+          <w:szCs w:val="20"/>
+          <w:lang w:bidi="ar-SA"/>
+          <w14:ligatures w14:val="none"/>
+        </w:rPr>
+      </w:pPr>
+    </w:p>
+    <w:p>
+      <w:pPr>
+        <w:tabs>
+          <w:tab w:val="left" w:pos="916"/>
+          <w:tab w:val="left" w:pos="1832"/>
+          <w:tab w:val="left" w:pos="2748"/>
+          <w:tab w:val="left" w:pos="3664"/>
+          <w:tab w:val="left" w:pos="4580"/>
+          <w:tab w:val="left" w:pos="5496"/>
+          <w:tab w:val="left" w:pos="6412"/>
+          <w:tab w:val="left" w:pos="7328"/>
+          <w:tab w:val="left" w:pos="8244"/>
+          <w:tab w:val="left" w:pos="9160"/>
+          <w:tab w:val="left" w:pos="10076"/>
+          <w:tab w:val="left" w:pos="10992"/>
+          <w:tab w:val="left" w:pos="11908"/>
+          <w:tab w:val="left" w:pos="12824"/>
+          <w:tab w:val="left" w:pos="13740"/>
+          <w:tab w:val="left" w:pos="14656"/>
+        </w:tabs>
+        <w:spacing w:after="0" w:line="240" w:lineRule="auto"/>
+        <w:rPr>
+          <w:rFonts w:ascii="Courier New" w:eastAsia="Times New Roman" w:hAnsi="Courier New" w:cs="Courier New"/>
+          <w:sz w:val="20"/>
+          <w:szCs w:val="20"/>
+          <w:lang w:bidi="ar-SA"/>
+          <w14:ligatures w14:val="none"/>
+        </w:rPr>
+      </w:pPr>
+      <w:r>
+        <w:rPr>
+          <w:rFonts w:ascii="Courier New" w:eastAsia="Times New Roman" w:hAnsi="Courier New" w:cs="Courier New"/>
+          <w:sz w:val="20"/>
+          <w:szCs w:val="20"/>
+          <w:lang w:bidi="ar-SA"/>
+          <w14:ligatures w14:val="none"/>
+        </w:rPr>
+        <w:t xml:space="preserve">        _producer.Send(textMessage);</w:t>
+      </w:r>
+    </w:p>
+    <w:p>
+      <w:pPr>
+        <w:tabs>
+          <w:tab w:val="left" w:pos="916"/>
+          <w:tab w:val="left" w:pos="1832"/>
+          <w:tab w:val="left" w:pos="2748"/>
+          <w:tab w:val="left" w:pos="3664"/>
+          <w:tab w:val="left" w:pos="4580"/>
+          <w:tab w:val="left" w:pos="5496"/>
+          <w:tab w:val="left" w:pos="6412"/>
+          <w:tab w:val="left" w:pos="7328"/>
+          <w:tab w:val="left" w:pos="8244"/>
+          <w:tab w:val="left" w:pos="9160"/>
+          <w:tab w:val="left" w:pos="10076"/>
+          <w:tab w:val="left" w:pos="10992"/>
+          <w:tab w:val="left" w:pos="11908"/>
+          <w:tab w:val="left" w:pos="12824"/>
+          <w:tab w:val="left" w:pos="13740"/>
+          <w:tab w:val="left" w:pos="14656"/>
+        </w:tabs>
+        <w:spacing w:after="0" w:line="240" w:lineRule="auto"/>
+        <w:rPr>
+          <w:rFonts w:ascii="Courier New" w:eastAsia="Times New Roman" w:hAnsi="Courier New" w:cs="Courier New"/>
+          <w:sz w:val="20"/>
+          <w:szCs w:val="20"/>
+          <w:lang w:bidi="ar-SA"/>
+          <w14:ligatures w14:val="none"/>
+        </w:rPr>
+      </w:pPr>
+      <w:r>
+        <w:rPr>
+          <w:rFonts w:ascii="Courier New" w:eastAsia="Times New Roman" w:hAnsi="Courier New" w:cs="Courier New"/>
+          <w:sz w:val="20"/>
+          <w:szCs w:val="20"/>
+          <w:lang w:bidi="ar-SA"/>
+          <w14:ligatures w14:val="none"/>
+        </w:rPr>
+        <w:t xml:space="preserve">        return Task.CompletedTask;</w:t>
+      </w:r>
+    </w:p>
+    <w:p>
+      <w:pPr>
+        <w:tabs>
+          <w:tab w:val="left" w:pos="916"/>
+          <w:tab w:val="left" w:pos="1832"/>
+          <w:tab w:val="left" w:pos="2748"/>
+          <w:tab w:val="left" w:pos="3664"/>
+          <w:tab w:val="left" w:pos="4580"/>
+          <w:tab w:val="left" w:pos="5496"/>
+          <w:tab w:val="left" w:pos="6412"/>
+          <w:tab w:val="left" w:pos="7328"/>
+          <w:tab w:val="left" w:pos="8244"/>
+          <w:tab w:val="left" w:pos="9160"/>
+          <w:tab w:val="left" w:pos="10076"/>
+          <w:tab w:val="left" w:pos="10992"/>
+          <w:tab w:val="left" w:pos="11908"/>
+          <w:tab w:val="left" w:pos="12824"/>
+          <w:tab w:val="left" w:pos="13740"/>
+          <w:tab w:val="left" w:pos="14656"/>
+        </w:tabs>
+        <w:spacing w:after="0" w:line="240" w:lineRule="auto"/>
+        <w:rPr>
+          <w:rFonts w:ascii="Courier New" w:eastAsia="Times New Roman" w:hAnsi="Courier New" w:cs="Courier New"/>
+          <w:sz w:val="20"/>
+          <w:szCs w:val="20"/>
+          <w:lang w:bidi="ar-SA"/>
+          <w14:ligatures w14:val="none"/>
+        </w:rPr>
+      </w:pPr>
+      <w:r>
+        <w:rPr>
+          <w:rFonts w:ascii="Courier New" w:eastAsia="Times New Roman" w:hAnsi="Courier New" w:cs="Courier New"/>
+          <w:sz w:val="20"/>
+          <w:szCs w:val="20"/>
+          <w:lang w:bidi="ar-SA"/>
+          <w14:ligatures w14:val="none"/>
+        </w:rPr>
+        <w:t xml:space="preserve">    }</w:t>
+      </w:r>
+    </w:p>
+    <w:p>
+      <w:pPr>
+        <w:tabs>
+          <w:tab w:val="left" w:pos="916"/>
+          <w:tab w:val="left" w:pos="1832"/>
+          <w:tab w:val="left" w:pos="2748"/>
+          <w:tab w:val="left" w:pos="3664"/>
+          <w:tab w:val="left" w:pos="4580"/>
+          <w:tab w:val="left" w:pos="5496"/>
+          <w:tab w:val="left" w:pos="6412"/>
+          <w:tab w:val="left" w:pos="7328"/>
+          <w:tab w:val="left" w:pos="8244"/>
+          <w:tab w:val="left" w:pos="9160"/>
+          <w:tab w:val="left" w:pos="10076"/>
+          <w:tab w:val="left" w:pos="10992"/>
+          <w:tab w:val="left" w:pos="11908"/>
+          <w:tab w:val="left" w:pos="12824"/>
+          <w:tab w:val="left" w:pos="13740"/>
+          <w:tab w:val="left" w:pos="14656"/>
+        </w:tabs>
+        <w:spacing w:after="0" w:line="240" w:lineRule="auto"/>
+        <w:rPr>
+          <w:rFonts w:ascii="Courier New" w:eastAsia="Times New Roman" w:hAnsi="Courier New" w:cs="Courier New"/>
+          <w:sz w:val="20"/>
+          <w:szCs w:val="20"/>
+          <w:lang w:bidi="ar-SA"/>
+          <w14:ligatures w14:val="none"/>
+        </w:rPr>
+      </w:pPr>
+    </w:p>
+    <w:p>
+      <w:pPr>
+        <w:tabs>
+          <w:tab w:val="left" w:pos="916"/>
+          <w:tab w:val="left" w:pos="1832"/>
+          <w:tab w:val="left" w:pos="2748"/>
+          <w:tab w:val="left" w:pos="3664"/>
+          <w:tab w:val="left" w:pos="4580"/>
+          <w:tab w:val="left" w:pos="5496"/>
+          <w:tab w:val="left" w:pos="6412"/>
+          <w:tab w:val="left" w:pos="7328"/>
+          <w:tab w:val="left" w:pos="8244"/>
+          <w:tab w:val="left" w:pos="9160"/>
+          <w:tab w:val="left" w:pos="10076"/>
+          <w:tab w:val="left" w:pos="10992"/>
+          <w:tab w:val="left" w:pos="11908"/>
+          <w:tab w:val="left" w:pos="12824"/>
+          <w:tab w:val="left" w:pos="13740"/>
+          <w:tab w:val="left" w:pos="14656"/>
+        </w:tabs>
+        <w:spacing w:after="0" w:line="240" w:lineRule="auto"/>
+        <w:rPr>
+          <w:rFonts w:ascii="Courier New" w:eastAsia="Times New Roman" w:hAnsi="Courier New" w:cs="Courier New"/>
+          <w:sz w:val="20"/>
+          <w:szCs w:val="20"/>
+          <w:lang w:bidi="ar-SA"/>
+          <w14:ligatures w14:val="none"/>
+        </w:rPr>
+      </w:pPr>
+      <w:r>
+        <w:rPr>
+          <w:rFonts w:ascii="Courier New" w:eastAsia="Times New Roman" w:hAnsi="Courier New" w:cs="Courier New"/>
+          <w:sz w:val="20"/>
+          <w:szCs w:val="20"/>
+          <w:lang w:bidi="ar-SA"/>
+          <w14:ligatures w14:val="none"/>
+        </w:rPr>
+        <w:t xml:space="preserve">    public async Task&lt;TResponse&gt; ReceiveFromServerMessage&lt;TResponse&gt;(Guid correlationId)</w:t>
+      </w:r>
+    </w:p>
+    <w:p>
+      <w:pPr>
+        <w:tabs>
+          <w:tab w:val="left" w:pos="916"/>
+          <w:tab w:val="left" w:pos="1832"/>
+          <w:tab w:val="left" w:pos="2748"/>
+          <w:tab w:val="left" w:pos="3664"/>
+          <w:tab w:val="left" w:pos="4580"/>
+          <w:tab w:val="left" w:pos="5496"/>
+          <w:tab w:val="left" w:pos="6412"/>
+          <w:tab w:val="left" w:pos="7328"/>
+          <w:tab w:val="left" w:pos="8244"/>
+          <w:tab w:val="left" w:pos="9160"/>
+          <w:tab w:val="left" w:pos="10076"/>
+          <w:tab w:val="left" w:pos="10992"/>
+          <w:tab w:val="left" w:pos="11908"/>
+          <w:tab w:val="left" w:pos="12824"/>
+          <w:tab w:val="left" w:pos="13740"/>
+          <w:tab w:val="left" w:pos="14656"/>
+        </w:tabs>
+        <w:spacing w:after="0" w:line="240" w:lineRule="auto"/>
+        <w:rPr>
+          <w:rFonts w:ascii="Courier New" w:eastAsia="Times New Roman" w:hAnsi="Courier New" w:cs="Courier New"/>
+          <w:sz w:val="20"/>
+          <w:szCs w:val="20"/>
+          <w:lang w:bidi="ar-SA"/>
+          <w14:ligatures w14:val="none"/>
+        </w:rPr>
+      </w:pPr>
+      <w:r>
+        <w:rPr>
+          <w:rFonts w:ascii="Courier New" w:eastAsia="Times New Roman" w:hAnsi="Courier New" w:cs="Courier New"/>
+          <w:sz w:val="20"/>
+          <w:szCs w:val="20"/>
+          <w:lang w:bidi="ar-SA"/>
+          <w14:ligatures w14:val="none"/>
+        </w:rPr>
+        <w:t xml:space="preserve">    {</w:t>
+      </w:r>
+    </w:p>
+    <w:p>
+      <w:pPr>
+        <w:tabs>
+          <w:tab w:val="left" w:pos="916"/>
+          <w:tab w:val="left" w:pos="1832"/>
+          <w:tab w:val="left" w:pos="2748"/>
+          <w:tab w:val="left" w:pos="3664"/>
+          <w:tab w:val="left" w:pos="4580"/>
+          <w:tab w:val="left" w:pos="5496"/>
+          <w:tab w:val="left" w:pos="6412"/>
+          <w:tab w:val="left" w:pos="7328"/>
+          <w:tab w:val="left" w:pos="8244"/>
+          <w:tab w:val="left" w:pos="9160"/>
+          <w:tab w:val="left" w:pos="10076"/>
+          <w:tab w:val="left" w:pos="10992"/>
+          <w:tab w:val="left" w:pos="11908"/>
+          <w:tab w:val="left" w:pos="12824"/>
+          <w:tab w:val="left" w:pos="13740"/>
+          <w:tab w:val="left" w:pos="14656"/>
+        </w:tabs>
+        <w:spacing w:after="0" w:line="240" w:lineRule="auto"/>
+        <w:rPr>
+          <w:rFonts w:ascii="Courier New" w:eastAsia="Times New Roman" w:hAnsi="Courier New" w:cs="Courier New"/>
+          <w:sz w:val="20"/>
+          <w:szCs w:val="20"/>
+          <w:lang w:bidi="ar-SA"/>
+          <w14:ligatures w14:val="none"/>
+        </w:rPr>
+      </w:pPr>
+      <w:r>
+        <w:rPr>
+          <w:rFonts w:ascii="Courier New" w:eastAsia="Times New Roman" w:hAnsi="Courier New" w:cs="Courier New"/>
+          <w:sz w:val="20"/>
+          <w:szCs w:val="20"/>
+          <w:lang w:bidi="ar-SA"/>
+          <w14:ligatures w14:val="none"/>
+        </w:rPr>
+        <w:t xml:space="preserve">        IMessage receivedMessage;</w:t>
+      </w:r>
+    </w:p>
+    <w:p>
+      <w:pPr>
+        <w:tabs>
+          <w:tab w:val="left" w:pos="916"/>
+          <w:tab w:val="left" w:pos="1832"/>
+          <w:tab w:val="left" w:pos="2748"/>
+          <w:tab w:val="left" w:pos="3664"/>
+          <w:tab w:val="left" w:pos="4580"/>
+          <w:tab w:val="left" w:pos="5496"/>
+          <w:tab w:val="left" w:pos="6412"/>
+          <w:tab w:val="left" w:pos="7328"/>
+          <w:tab w:val="left" w:pos="8244"/>
+          <w:tab w:val="left" w:pos="9160"/>
+          <w:tab w:val="left" w:pos="10076"/>
+          <w:tab w:val="left" w:pos="10992"/>
+          <w:tab w:val="left" w:pos="11908"/>
+          <w:tab w:val="left" w:pos="12824"/>
+          <w:tab w:val="left" w:pos="13740"/>
+          <w:tab w:val="left" w:pos="14656"/>
+        </w:tabs>
+        <w:spacing w:after="0" w:line="240" w:lineRule="auto"/>
+        <w:rPr>
+          <w:rFonts w:ascii="Courier New" w:eastAsia="Times New Roman" w:hAnsi="Courier New" w:cs="Courier New"/>
+          <w:sz w:val="20"/>
+          <w:szCs w:val="20"/>
+          <w:lang w:bidi="ar-SA"/>
+          <w14:ligatures w14:val="none"/>
+        </w:rPr>
+      </w:pPr>
+      <w:r>
+        <w:rPr>
+          <w:rFonts w:ascii="Courier New" w:eastAsia="Times New Roman" w:hAnsi="Courier New" w:cs="Courier New"/>
+          <w:sz w:val="20"/>
+          <w:szCs w:val="20"/>
+          <w:lang w:bidi="ar-SA"/>
+          <w14:ligatures w14:val="none"/>
+        </w:rPr>
         <w:lastRenderedPageBreak/>
-        <w:t xml:space="preserve">        }));</w:t>
-      </w:r>
-    </w:p>
-    <w:p>
-      <w:pPr>
-        <w:tabs>
-          <w:tab w:val="left" w:pos="916"/>
-          <w:tab w:val="left" w:pos="1832"/>
-          <w:tab w:val="left" w:pos="2748"/>
-          <w:tab w:val="left" w:pos="3664"/>
-          <w:tab w:val="left" w:pos="4580"/>
-          <w:tab w:val="left" w:pos="5496"/>
-          <w:tab w:val="left" w:pos="6412"/>
-          <w:tab w:val="left" w:pos="7328"/>
-          <w:tab w:val="left" w:pos="8244"/>
-          <w:tab w:val="left" w:pos="9160"/>
-          <w:tab w:val="left" w:pos="10076"/>
-          <w:tab w:val="left" w:pos="10992"/>
-          <w:tab w:val="left" w:pos="11908"/>
-          <w:tab w:val="left" w:pos="12824"/>
-          <w:tab w:val="left" w:pos="13740"/>
-          <w:tab w:val="left" w:pos="14656"/>
-        </w:tabs>
-        <w:spacing w:after="0" w:line="240" w:lineRule="auto"/>
-        <w:rPr>
-          <w:rFonts w:ascii="Courier New" w:eastAsia="Times New Roman" w:hAnsi="Courier New" w:cs="Courier New"/>
-          <w:sz w:val="20"/>
-          <w:szCs w:val="20"/>
-          <w:lang w:bidi="ar-SA"/>
-          <w14:ligatures w14:val="none"/>
-        </w:rPr>
-      </w:pPr>
-    </w:p>
-    <w:p>
-      <w:pPr>
-        <w:tabs>
-          <w:tab w:val="left" w:pos="916"/>
-          <w:tab w:val="left" w:pos="1832"/>
-          <w:tab w:val="left" w:pos="2748"/>
-          <w:tab w:val="left" w:pos="3664"/>
-          <w:tab w:val="left" w:pos="4580"/>
-          <w:tab w:val="left" w:pos="5496"/>
-          <w:tab w:val="left" w:pos="6412"/>
-          <w:tab w:val="left" w:pos="7328"/>
-          <w:tab w:val="left" w:pos="8244"/>
-          <w:tab w:val="left" w:pos="9160"/>
-          <w:tab w:val="left" w:pos="10076"/>
-          <w:tab w:val="left" w:pos="10992"/>
-          <w:tab w:val="left" w:pos="11908"/>
-          <w:tab w:val="left" w:pos="12824"/>
-          <w:tab w:val="left" w:pos="13740"/>
-          <w:tab w:val="left" w:pos="14656"/>
-        </w:tabs>
-        <w:spacing w:after="0" w:line="240" w:lineRule="auto"/>
-        <w:rPr>
-          <w:rFonts w:ascii="Courier New" w:eastAsia="Times New Roman" w:hAnsi="Courier New" w:cs="Courier New"/>
-          <w:sz w:val="20"/>
-          <w:szCs w:val="20"/>
-          <w:lang w:bidi="ar-SA"/>
-          <w14:ligatures w14:val="none"/>
-        </w:rPr>
-      </w:pPr>
-      <w:r>
-        <w:rPr>
-          <w:rFonts w:ascii="Courier New" w:eastAsia="Times New Roman" w:hAnsi="Courier New" w:cs="Courier New"/>
-          <w:sz w:val="20"/>
-          <w:szCs w:val="20"/>
-          <w:lang w:bidi="ar-SA"/>
-          <w14:ligatures w14:val="none"/>
-        </w:rPr>
-        <w:t xml:space="preserve">        _producer.Send(textMessage);</w:t>
-      </w:r>
-    </w:p>
-    <w:p>
-      <w:pPr>
-        <w:tabs>
-          <w:tab w:val="left" w:pos="916"/>
-          <w:tab w:val="left" w:pos="1832"/>
-          <w:tab w:val="left" w:pos="2748"/>
-          <w:tab w:val="left" w:pos="3664"/>
-          <w:tab w:val="left" w:pos="4580"/>
-          <w:tab w:val="left" w:pos="5496"/>
-          <w:tab w:val="left" w:pos="6412"/>
-          <w:tab w:val="left" w:pos="7328"/>
-          <w:tab w:val="left" w:pos="8244"/>
-          <w:tab w:val="left" w:pos="9160"/>
-          <w:tab w:val="left" w:pos="10076"/>
-          <w:tab w:val="left" w:pos="10992"/>
-          <w:tab w:val="left" w:pos="11908"/>
-          <w:tab w:val="left" w:pos="12824"/>
-          <w:tab w:val="left" w:pos="13740"/>
-          <w:tab w:val="left" w:pos="14656"/>
-        </w:tabs>
-        <w:spacing w:after="0" w:line="240" w:lineRule="auto"/>
-        <w:rPr>
-          <w:rFonts w:ascii="Courier New" w:eastAsia="Times New Roman" w:hAnsi="Courier New" w:cs="Courier New"/>
-          <w:sz w:val="20"/>
-          <w:szCs w:val="20"/>
-          <w:lang w:bidi="ar-SA"/>
-          <w14:ligatures w14:val="none"/>
-        </w:rPr>
-      </w:pPr>
-      <w:r>
-        <w:rPr>
-          <w:rFonts w:ascii="Courier New" w:eastAsia="Times New Roman" w:hAnsi="Courier New" w:cs="Courier New"/>
-          <w:sz w:val="20"/>
-          <w:szCs w:val="20"/>
-          <w:lang w:bidi="ar-SA"/>
-          <w14:ligatures w14:val="none"/>
-        </w:rPr>
-        <w:t xml:space="preserve">        return Task.CompletedTask;</w:t>
-      </w:r>
-    </w:p>
-    <w:p>
-      <w:pPr>
-        <w:tabs>
-          <w:tab w:val="left" w:pos="916"/>
-          <w:tab w:val="left" w:pos="1832"/>
-          <w:tab w:val="left" w:pos="2748"/>
-          <w:tab w:val="left" w:pos="3664"/>
-          <w:tab w:val="left" w:pos="4580"/>
-          <w:tab w:val="left" w:pos="5496"/>
-          <w:tab w:val="left" w:pos="6412"/>
-          <w:tab w:val="left" w:pos="7328"/>
-          <w:tab w:val="left" w:pos="8244"/>
-          <w:tab w:val="left" w:pos="9160"/>
-          <w:tab w:val="left" w:pos="10076"/>
-          <w:tab w:val="left" w:pos="10992"/>
-          <w:tab w:val="left" w:pos="11908"/>
-          <w:tab w:val="left" w:pos="12824"/>
-          <w:tab w:val="left" w:pos="13740"/>
-          <w:tab w:val="left" w:pos="14656"/>
-        </w:tabs>
-        <w:spacing w:after="0" w:line="240" w:lineRule="auto"/>
-        <w:rPr>
-          <w:rFonts w:ascii="Courier New" w:eastAsia="Times New Roman" w:hAnsi="Courier New" w:cs="Courier New"/>
-          <w:sz w:val="20"/>
-          <w:szCs w:val="20"/>
-          <w:lang w:bidi="ar-SA"/>
-          <w14:ligatures w14:val="none"/>
-        </w:rPr>
-      </w:pPr>
-      <w:r>
-        <w:rPr>
-          <w:rFonts w:ascii="Courier New" w:eastAsia="Times New Roman" w:hAnsi="Courier New" w:cs="Courier New"/>
-          <w:sz w:val="20"/>
-          <w:szCs w:val="20"/>
-          <w:lang w:bidi="ar-SA"/>
-          <w14:ligatures w14:val="none"/>
-        </w:rPr>
-        <w:t xml:space="preserve">    }</w:t>
-      </w:r>
-    </w:p>
-    <w:p>
-      <w:pPr>
-        <w:tabs>
-          <w:tab w:val="left" w:pos="916"/>
-          <w:tab w:val="left" w:pos="1832"/>
-          <w:tab w:val="left" w:pos="2748"/>
-          <w:tab w:val="left" w:pos="3664"/>
-          <w:tab w:val="left" w:pos="4580"/>
-          <w:tab w:val="left" w:pos="5496"/>
-          <w:tab w:val="left" w:pos="6412"/>
-          <w:tab w:val="left" w:pos="7328"/>
-          <w:tab w:val="left" w:pos="8244"/>
-          <w:tab w:val="left" w:pos="9160"/>
-          <w:tab w:val="left" w:pos="10076"/>
-          <w:tab w:val="left" w:pos="10992"/>
-          <w:tab w:val="left" w:pos="11908"/>
-          <w:tab w:val="left" w:pos="12824"/>
-          <w:tab w:val="left" w:pos="13740"/>
-          <w:tab w:val="left" w:pos="14656"/>
-        </w:tabs>
-        <w:spacing w:after="0" w:line="240" w:lineRule="auto"/>
-        <w:rPr>
-          <w:rFonts w:ascii="Courier New" w:eastAsia="Times New Roman" w:hAnsi="Courier New" w:cs="Courier New"/>
-          <w:sz w:val="20"/>
-          <w:szCs w:val="20"/>
-          <w:lang w:bidi="ar-SA"/>
-          <w14:ligatures w14:val="none"/>
-        </w:rPr>
-      </w:pPr>
-    </w:p>
-    <w:p>
-      <w:pPr>
-        <w:tabs>
-          <w:tab w:val="left" w:pos="916"/>
-          <w:tab w:val="left" w:pos="1832"/>
-          <w:tab w:val="left" w:pos="2748"/>
-          <w:tab w:val="left" w:pos="3664"/>
-          <w:tab w:val="left" w:pos="4580"/>
-          <w:tab w:val="left" w:pos="5496"/>
-          <w:tab w:val="left" w:pos="6412"/>
-          <w:tab w:val="left" w:pos="7328"/>
-          <w:tab w:val="left" w:pos="8244"/>
-          <w:tab w:val="left" w:pos="9160"/>
-          <w:tab w:val="left" w:pos="10076"/>
-          <w:tab w:val="left" w:pos="10992"/>
-          <w:tab w:val="left" w:pos="11908"/>
-          <w:tab w:val="left" w:pos="12824"/>
-          <w:tab w:val="left" w:pos="13740"/>
-          <w:tab w:val="left" w:pos="14656"/>
-        </w:tabs>
-        <w:spacing w:after="0" w:line="240" w:lineRule="auto"/>
-        <w:rPr>
-          <w:rFonts w:ascii="Courier New" w:eastAsia="Times New Roman" w:hAnsi="Courier New" w:cs="Courier New"/>
-          <w:sz w:val="20"/>
-          <w:szCs w:val="20"/>
-          <w:lang w:bidi="ar-SA"/>
-          <w14:ligatures w14:val="none"/>
-        </w:rPr>
-      </w:pPr>
-      <w:r>
-        <w:rPr>
-          <w:rFonts w:ascii="Courier New" w:eastAsia="Times New Roman" w:hAnsi="Courier New" w:cs="Courier New"/>
-          <w:sz w:val="20"/>
-          <w:szCs w:val="20"/>
-          <w:lang w:bidi="ar-SA"/>
-          <w14:ligatures w14:val="none"/>
-        </w:rPr>
-        <w:t xml:space="preserve">    public async Task&lt;TResponse&gt; ReceiveFromServerMessage&lt;TResponse&gt;(Guid correlationId)</w:t>
-      </w:r>
-    </w:p>
-    <w:p>
-      <w:pPr>
-        <w:tabs>
-          <w:tab w:val="left" w:pos="916"/>
-          <w:tab w:val="left" w:pos="1832"/>
-          <w:tab w:val="left" w:pos="2748"/>
-          <w:tab w:val="left" w:pos="3664"/>
-          <w:tab w:val="left" w:pos="4580"/>
-          <w:tab w:val="left" w:pos="5496"/>
-          <w:tab w:val="left" w:pos="6412"/>
-          <w:tab w:val="left" w:pos="7328"/>
-          <w:tab w:val="left" w:pos="8244"/>
-          <w:tab w:val="left" w:pos="9160"/>
-          <w:tab w:val="left" w:pos="10076"/>
-          <w:tab w:val="left" w:pos="10992"/>
-          <w:tab w:val="left" w:pos="11908"/>
-          <w:tab w:val="left" w:pos="12824"/>
-          <w:tab w:val="left" w:pos="13740"/>
-          <w:tab w:val="left" w:pos="14656"/>
-        </w:tabs>
-        <w:spacing w:after="0" w:line="240" w:lineRule="auto"/>
-        <w:rPr>
-          <w:rFonts w:ascii="Courier New" w:eastAsia="Times New Roman" w:hAnsi="Courier New" w:cs="Courier New"/>
-          <w:sz w:val="20"/>
-          <w:szCs w:val="20"/>
-          <w:lang w:bidi="ar-SA"/>
-          <w14:ligatures w14:val="none"/>
-        </w:rPr>
-      </w:pPr>
-      <w:r>
-        <w:rPr>
-          <w:rFonts w:ascii="Courier New" w:eastAsia="Times New Roman" w:hAnsi="Courier New" w:cs="Courier New"/>
-          <w:sz w:val="20"/>
-          <w:szCs w:val="20"/>
-          <w:lang w:bidi="ar-SA"/>
-          <w14:ligatures w14:val="none"/>
-        </w:rPr>
-        <w:t xml:space="preserve">    {</w:t>
-      </w:r>
-    </w:p>
-    <w:p>
-      <w:pPr>
-        <w:tabs>
-          <w:tab w:val="left" w:pos="916"/>
-          <w:tab w:val="left" w:pos="1832"/>
-          <w:tab w:val="left" w:pos="2748"/>
-          <w:tab w:val="left" w:pos="3664"/>
-          <w:tab w:val="left" w:pos="4580"/>
-          <w:tab w:val="left" w:pos="5496"/>
-          <w:tab w:val="left" w:pos="6412"/>
-          <w:tab w:val="left" w:pos="7328"/>
-          <w:tab w:val="left" w:pos="8244"/>
-          <w:tab w:val="left" w:pos="9160"/>
-          <w:tab w:val="left" w:pos="10076"/>
-          <w:tab w:val="left" w:pos="10992"/>
-          <w:tab w:val="left" w:pos="11908"/>
-          <w:tab w:val="left" w:pos="12824"/>
-          <w:tab w:val="left" w:pos="13740"/>
-          <w:tab w:val="left" w:pos="14656"/>
-        </w:tabs>
-        <w:spacing w:after="0" w:line="240" w:lineRule="auto"/>
-        <w:rPr>
-          <w:rFonts w:ascii="Courier New" w:eastAsia="Times New Roman" w:hAnsi="Courier New" w:cs="Courier New"/>
-          <w:sz w:val="20"/>
-          <w:szCs w:val="20"/>
-          <w:lang w:bidi="ar-SA"/>
-          <w14:ligatures w14:val="none"/>
-        </w:rPr>
-      </w:pPr>
-      <w:r>
-        <w:rPr>
-          <w:rFonts w:ascii="Courier New" w:eastAsia="Times New Roman" w:hAnsi="Courier New" w:cs="Courier New"/>
-          <w:sz w:val="20"/>
-          <w:szCs w:val="20"/>
-          <w:lang w:bidi="ar-SA"/>
-          <w14:ligatures w14:val="none"/>
-        </w:rPr>
-        <w:t xml:space="preserve">        IMessage receivedMessage;</w:t>
-      </w:r>
-    </w:p>
-    <w:p>
-      <w:pPr>
-        <w:tabs>
-          <w:tab w:val="left" w:pos="916"/>
-          <w:tab w:val="left" w:pos="1832"/>
-          <w:tab w:val="left" w:pos="2748"/>
-          <w:tab w:val="left" w:pos="3664"/>
-          <w:tab w:val="left" w:pos="4580"/>
-          <w:tab w:val="left" w:pos="5496"/>
-          <w:tab w:val="left" w:pos="6412"/>
-          <w:tab w:val="left" w:pos="7328"/>
-          <w:tab w:val="left" w:pos="8244"/>
-          <w:tab w:val="left" w:pos="9160"/>
-          <w:tab w:val="left" w:pos="10076"/>
-          <w:tab w:val="left" w:pos="10992"/>
-          <w:tab w:val="left" w:pos="11908"/>
-          <w:tab w:val="left" w:pos="12824"/>
-          <w:tab w:val="left" w:pos="13740"/>
-          <w:tab w:val="left" w:pos="14656"/>
-        </w:tabs>
-        <w:spacing w:after="0" w:line="240" w:lineRule="auto"/>
-        <w:rPr>
-          <w:rFonts w:ascii="Courier New" w:eastAsia="Times New Roman" w:hAnsi="Courier New" w:cs="Courier New"/>
-          <w:sz w:val="20"/>
-          <w:szCs w:val="20"/>
-          <w:lang w:bidi="ar-SA"/>
-          <w14:ligatures w14:val="none"/>
-        </w:rPr>
-      </w:pPr>
-      <w:r>
-        <w:rPr>
-          <w:rFonts w:ascii="Courier New" w:eastAsia="Times New Roman" w:hAnsi="Courier New" w:cs="Courier New"/>
-          <w:sz w:val="20"/>
-          <w:szCs w:val="20"/>
-          <w:lang w:bidi="ar-SA"/>
-          <w14:ligatures w14:val="none"/>
-        </w:rPr>
         <w:t xml:space="preserve">        while ((receivedMessage = _consumer.Receive(TimeSpan.FromSeconds(10))) != null)</w:t>
       </w:r>
     </w:p>
@@ -7745,6 +7976,7 @@
           <w:lang w:bidi="ar-SA"/>
           <w14:ligatures w14:val="none"/>
         </w:rPr>
+        <w:lastRenderedPageBreak/>
         <w:t xml:space="preserve">        {</w:t>
       </w:r>
     </w:p>
@@ -9436,7 +9668,7 @@
           <w14:ligatures w14:val="none"/>
         </w:rPr>
         <w:pict w14:anchorId="00A224D1">
-          <v:rect id="_x0000_i1037" style="width:0;height:1.5pt" o:hralign="center" o:hrstd="t" o:hr="t" fillcolor="#a0a0a0" stroked="f"/>
+          <v:rect id="_x0000_i1036" style="width:0;height:1.5pt" o:hralign="center" o:hrstd="t" o:hr="t" fillcolor="#a0a0a0" stroked="f"/>
         </w:pict>
       </w:r>
     </w:p>
@@ -9484,346 +9716,346 @@
           <w:lang w:bidi="ar-SA"/>
           <w14:ligatures w14:val="none"/>
         </w:rPr>
+        <w:t xml:space="preserve">Add the broker URL and queue names to your application configuration file (e.g., </w:t>
+      </w:r>
+      <w:r>
+        <w:rPr>
+          <w:rFonts w:ascii="Courier New" w:eastAsia="Times New Roman" w:hAnsi="Courier New" w:cs="Courier New"/>
+          <w:sz w:val="20"/>
+          <w:szCs w:val="20"/>
+          <w:lang w:bidi="ar-SA"/>
+          <w14:ligatures w14:val="none"/>
+        </w:rPr>
+        <w:t>appsettings.json</w:t>
+      </w:r>
+      <w:r>
+        <w:rPr>
+          <w:rFonts w:ascii="Times New Roman" w:eastAsia="Times New Roman" w:hAnsi="Times New Roman" w:cs="Times New Roman"/>
+          <w:szCs w:val="24"/>
+          <w:lang w:bidi="ar-SA"/>
+          <w14:ligatures w14:val="none"/>
+        </w:rPr>
+        <w:t>):</w:t>
+      </w:r>
+    </w:p>
+    <w:p>
+      <w:pPr>
+        <w:tabs>
+          <w:tab w:val="left" w:pos="916"/>
+          <w:tab w:val="left" w:pos="1832"/>
+          <w:tab w:val="left" w:pos="2748"/>
+          <w:tab w:val="left" w:pos="3664"/>
+          <w:tab w:val="left" w:pos="4580"/>
+          <w:tab w:val="left" w:pos="5496"/>
+          <w:tab w:val="left" w:pos="6412"/>
+          <w:tab w:val="left" w:pos="7328"/>
+          <w:tab w:val="left" w:pos="8244"/>
+          <w:tab w:val="left" w:pos="9160"/>
+          <w:tab w:val="left" w:pos="10076"/>
+          <w:tab w:val="left" w:pos="10992"/>
+          <w:tab w:val="left" w:pos="11908"/>
+          <w:tab w:val="left" w:pos="12824"/>
+          <w:tab w:val="left" w:pos="13740"/>
+          <w:tab w:val="left" w:pos="14656"/>
+        </w:tabs>
+        <w:spacing w:after="0" w:line="240" w:lineRule="auto"/>
+        <w:rPr>
+          <w:rFonts w:ascii="Courier New" w:eastAsia="Times New Roman" w:hAnsi="Courier New" w:cs="Courier New"/>
+          <w:sz w:val="20"/>
+          <w:szCs w:val="20"/>
+          <w:lang w:bidi="ar-SA"/>
+          <w14:ligatures w14:val="none"/>
+        </w:rPr>
+      </w:pPr>
+      <w:r>
+        <w:rPr>
+          <w:rFonts w:ascii="Courier New" w:eastAsia="Times New Roman" w:hAnsi="Courier New" w:cs="Courier New"/>
+          <w:sz w:val="20"/>
+          <w:szCs w:val="20"/>
+          <w:lang w:bidi="ar-SA"/>
+          <w14:ligatures w14:val="none"/>
+        </w:rPr>
+        <w:t>json</w:t>
+      </w:r>
+    </w:p>
+    <w:p>
+      <w:pPr>
+        <w:tabs>
+          <w:tab w:val="left" w:pos="916"/>
+          <w:tab w:val="left" w:pos="1832"/>
+          <w:tab w:val="left" w:pos="2748"/>
+          <w:tab w:val="left" w:pos="3664"/>
+          <w:tab w:val="left" w:pos="4580"/>
+          <w:tab w:val="left" w:pos="5496"/>
+          <w:tab w:val="left" w:pos="6412"/>
+          <w:tab w:val="left" w:pos="7328"/>
+          <w:tab w:val="left" w:pos="8244"/>
+          <w:tab w:val="left" w:pos="9160"/>
+          <w:tab w:val="left" w:pos="10076"/>
+          <w:tab w:val="left" w:pos="10992"/>
+          <w:tab w:val="left" w:pos="11908"/>
+          <w:tab w:val="left" w:pos="12824"/>
+          <w:tab w:val="left" w:pos="13740"/>
+          <w:tab w:val="left" w:pos="14656"/>
+        </w:tabs>
+        <w:spacing w:after="0" w:line="240" w:lineRule="auto"/>
+        <w:rPr>
+          <w:rFonts w:ascii="Courier New" w:eastAsia="Times New Roman" w:hAnsi="Courier New" w:cs="Courier New"/>
+          <w:sz w:val="20"/>
+          <w:szCs w:val="20"/>
+          <w:lang w:bidi="ar-SA"/>
+          <w14:ligatures w14:val="none"/>
+        </w:rPr>
+      </w:pPr>
+      <w:r>
+        <w:rPr>
+          <w:rFonts w:ascii="Courier New" w:eastAsia="Times New Roman" w:hAnsi="Courier New" w:cs="Courier New"/>
+          <w:sz w:val="20"/>
+          <w:szCs w:val="20"/>
+          <w:lang w:bidi="ar-SA"/>
+          <w14:ligatures w14:val="none"/>
+        </w:rPr>
+        <w:t>CopyEdit</w:t>
+      </w:r>
+    </w:p>
+    <w:p>
+      <w:pPr>
+        <w:tabs>
+          <w:tab w:val="left" w:pos="916"/>
+          <w:tab w:val="left" w:pos="1832"/>
+          <w:tab w:val="left" w:pos="2748"/>
+          <w:tab w:val="left" w:pos="3664"/>
+          <w:tab w:val="left" w:pos="4580"/>
+          <w:tab w:val="left" w:pos="5496"/>
+          <w:tab w:val="left" w:pos="6412"/>
+          <w:tab w:val="left" w:pos="7328"/>
+          <w:tab w:val="left" w:pos="8244"/>
+          <w:tab w:val="left" w:pos="9160"/>
+          <w:tab w:val="left" w:pos="10076"/>
+          <w:tab w:val="left" w:pos="10992"/>
+          <w:tab w:val="left" w:pos="11908"/>
+          <w:tab w:val="left" w:pos="12824"/>
+          <w:tab w:val="left" w:pos="13740"/>
+          <w:tab w:val="left" w:pos="14656"/>
+        </w:tabs>
+        <w:spacing w:after="0" w:line="240" w:lineRule="auto"/>
+        <w:rPr>
+          <w:rFonts w:ascii="Courier New" w:eastAsia="Times New Roman" w:hAnsi="Courier New" w:cs="Courier New"/>
+          <w:sz w:val="20"/>
+          <w:szCs w:val="20"/>
+          <w:lang w:bidi="ar-SA"/>
+          <w14:ligatures w14:val="none"/>
+        </w:rPr>
+      </w:pPr>
+      <w:r>
+        <w:rPr>
+          <w:rFonts w:ascii="Courier New" w:eastAsia="Times New Roman" w:hAnsi="Courier New" w:cs="Courier New"/>
+          <w:sz w:val="20"/>
+          <w:szCs w:val="20"/>
+          <w:lang w:bidi="ar-SA"/>
+          <w14:ligatures w14:val="none"/>
+        </w:rPr>
+        <w:t>{</w:t>
+      </w:r>
+    </w:p>
+    <w:p>
+      <w:pPr>
+        <w:tabs>
+          <w:tab w:val="left" w:pos="916"/>
+          <w:tab w:val="left" w:pos="1832"/>
+          <w:tab w:val="left" w:pos="2748"/>
+          <w:tab w:val="left" w:pos="3664"/>
+          <w:tab w:val="left" w:pos="4580"/>
+          <w:tab w:val="left" w:pos="5496"/>
+          <w:tab w:val="left" w:pos="6412"/>
+          <w:tab w:val="left" w:pos="7328"/>
+          <w:tab w:val="left" w:pos="8244"/>
+          <w:tab w:val="left" w:pos="9160"/>
+          <w:tab w:val="left" w:pos="10076"/>
+          <w:tab w:val="left" w:pos="10992"/>
+          <w:tab w:val="left" w:pos="11908"/>
+          <w:tab w:val="left" w:pos="12824"/>
+          <w:tab w:val="left" w:pos="13740"/>
+          <w:tab w:val="left" w:pos="14656"/>
+        </w:tabs>
+        <w:spacing w:after="0" w:line="240" w:lineRule="auto"/>
+        <w:rPr>
+          <w:rFonts w:ascii="Courier New" w:eastAsia="Times New Roman" w:hAnsi="Courier New" w:cs="Courier New"/>
+          <w:sz w:val="20"/>
+          <w:szCs w:val="20"/>
+          <w:lang w:bidi="ar-SA"/>
+          <w14:ligatures w14:val="none"/>
+        </w:rPr>
+      </w:pPr>
+      <w:r>
+        <w:rPr>
+          <w:rFonts w:ascii="Courier New" w:eastAsia="Times New Roman" w:hAnsi="Courier New" w:cs="Courier New"/>
+          <w:sz w:val="20"/>
+          <w:szCs w:val="20"/>
+          <w:lang w:bidi="ar-SA"/>
+          <w14:ligatures w14:val="none"/>
+        </w:rPr>
+        <w:t xml:space="preserve">  "ActiveMq": {</w:t>
+      </w:r>
+    </w:p>
+    <w:p>
+      <w:pPr>
+        <w:tabs>
+          <w:tab w:val="left" w:pos="916"/>
+          <w:tab w:val="left" w:pos="1832"/>
+          <w:tab w:val="left" w:pos="2748"/>
+          <w:tab w:val="left" w:pos="3664"/>
+          <w:tab w:val="left" w:pos="4580"/>
+          <w:tab w:val="left" w:pos="5496"/>
+          <w:tab w:val="left" w:pos="6412"/>
+          <w:tab w:val="left" w:pos="7328"/>
+          <w:tab w:val="left" w:pos="8244"/>
+          <w:tab w:val="left" w:pos="9160"/>
+          <w:tab w:val="left" w:pos="10076"/>
+          <w:tab w:val="left" w:pos="10992"/>
+          <w:tab w:val="left" w:pos="11908"/>
+          <w:tab w:val="left" w:pos="12824"/>
+          <w:tab w:val="left" w:pos="13740"/>
+          <w:tab w:val="left" w:pos="14656"/>
+        </w:tabs>
+        <w:spacing w:after="0" w:line="240" w:lineRule="auto"/>
+        <w:rPr>
+          <w:rFonts w:ascii="Courier New" w:eastAsia="Times New Roman" w:hAnsi="Courier New" w:cs="Courier New"/>
+          <w:sz w:val="20"/>
+          <w:szCs w:val="20"/>
+          <w:lang w:bidi="ar-SA"/>
+          <w14:ligatures w14:val="none"/>
+        </w:rPr>
+      </w:pPr>
+      <w:r>
+        <w:rPr>
+          <w:rFonts w:ascii="Courier New" w:eastAsia="Times New Roman" w:hAnsi="Courier New" w:cs="Courier New"/>
+          <w:sz w:val="20"/>
+          <w:szCs w:val="20"/>
+          <w:lang w:bidi="ar-SA"/>
+          <w14:ligatures w14:val="none"/>
+        </w:rPr>
+        <w:t xml:space="preserve">    "BrokerUrl": "amqp://localhost:5672",</w:t>
+      </w:r>
+    </w:p>
+    <w:p>
+      <w:pPr>
+        <w:tabs>
+          <w:tab w:val="left" w:pos="916"/>
+          <w:tab w:val="left" w:pos="1832"/>
+          <w:tab w:val="left" w:pos="2748"/>
+          <w:tab w:val="left" w:pos="3664"/>
+          <w:tab w:val="left" w:pos="4580"/>
+          <w:tab w:val="left" w:pos="5496"/>
+          <w:tab w:val="left" w:pos="6412"/>
+          <w:tab w:val="left" w:pos="7328"/>
+          <w:tab w:val="left" w:pos="8244"/>
+          <w:tab w:val="left" w:pos="9160"/>
+          <w:tab w:val="left" w:pos="10076"/>
+          <w:tab w:val="left" w:pos="10992"/>
+          <w:tab w:val="left" w:pos="11908"/>
+          <w:tab w:val="left" w:pos="12824"/>
+          <w:tab w:val="left" w:pos="13740"/>
+          <w:tab w:val="left" w:pos="14656"/>
+        </w:tabs>
+        <w:spacing w:after="0" w:line="240" w:lineRule="auto"/>
+        <w:rPr>
+          <w:rFonts w:ascii="Courier New" w:eastAsia="Times New Roman" w:hAnsi="Courier New" w:cs="Courier New"/>
+          <w:sz w:val="20"/>
+          <w:szCs w:val="20"/>
+          <w:lang w:bidi="ar-SA"/>
+          <w14:ligatures w14:val="none"/>
+        </w:rPr>
+      </w:pPr>
+      <w:r>
+        <w:rPr>
+          <w:rFonts w:ascii="Courier New" w:eastAsia="Times New Roman" w:hAnsi="Courier New" w:cs="Courier New"/>
+          <w:sz w:val="20"/>
+          <w:szCs w:val="20"/>
+          <w:lang w:bidi="ar-SA"/>
+          <w14:ligatures w14:val="none"/>
+        </w:rPr>
+        <w:t xml:space="preserve">    "QueueName": "myQueue"</w:t>
+      </w:r>
+    </w:p>
+    <w:p>
+      <w:pPr>
+        <w:tabs>
+          <w:tab w:val="left" w:pos="916"/>
+          <w:tab w:val="left" w:pos="1832"/>
+          <w:tab w:val="left" w:pos="2748"/>
+          <w:tab w:val="left" w:pos="3664"/>
+          <w:tab w:val="left" w:pos="4580"/>
+          <w:tab w:val="left" w:pos="5496"/>
+          <w:tab w:val="left" w:pos="6412"/>
+          <w:tab w:val="left" w:pos="7328"/>
+          <w:tab w:val="left" w:pos="8244"/>
+          <w:tab w:val="left" w:pos="9160"/>
+          <w:tab w:val="left" w:pos="10076"/>
+          <w:tab w:val="left" w:pos="10992"/>
+          <w:tab w:val="left" w:pos="11908"/>
+          <w:tab w:val="left" w:pos="12824"/>
+          <w:tab w:val="left" w:pos="13740"/>
+          <w:tab w:val="left" w:pos="14656"/>
+        </w:tabs>
+        <w:spacing w:after="0" w:line="240" w:lineRule="auto"/>
+        <w:rPr>
+          <w:rFonts w:ascii="Courier New" w:eastAsia="Times New Roman" w:hAnsi="Courier New" w:cs="Courier New"/>
+          <w:sz w:val="20"/>
+          <w:szCs w:val="20"/>
+          <w:lang w:bidi="ar-SA"/>
+          <w14:ligatures w14:val="none"/>
+        </w:rPr>
+      </w:pPr>
+      <w:r>
+        <w:rPr>
+          <w:rFonts w:ascii="Courier New" w:eastAsia="Times New Roman" w:hAnsi="Courier New" w:cs="Courier New"/>
+          <w:sz w:val="20"/>
+          <w:szCs w:val="20"/>
+          <w:lang w:bidi="ar-SA"/>
+          <w14:ligatures w14:val="none"/>
+        </w:rPr>
+        <w:t xml:space="preserve">  }</w:t>
+      </w:r>
+    </w:p>
+    <w:p>
+      <w:pPr>
+        <w:tabs>
+          <w:tab w:val="left" w:pos="916"/>
+          <w:tab w:val="left" w:pos="1832"/>
+          <w:tab w:val="left" w:pos="2748"/>
+          <w:tab w:val="left" w:pos="3664"/>
+          <w:tab w:val="left" w:pos="4580"/>
+          <w:tab w:val="left" w:pos="5496"/>
+          <w:tab w:val="left" w:pos="6412"/>
+          <w:tab w:val="left" w:pos="7328"/>
+          <w:tab w:val="left" w:pos="8244"/>
+          <w:tab w:val="left" w:pos="9160"/>
+          <w:tab w:val="left" w:pos="10076"/>
+          <w:tab w:val="left" w:pos="10992"/>
+          <w:tab w:val="left" w:pos="11908"/>
+          <w:tab w:val="left" w:pos="12824"/>
+          <w:tab w:val="left" w:pos="13740"/>
+          <w:tab w:val="left" w:pos="14656"/>
+        </w:tabs>
+        <w:spacing w:after="0" w:line="240" w:lineRule="auto"/>
+        <w:rPr>
+          <w:rFonts w:ascii="Courier New" w:eastAsia="Times New Roman" w:hAnsi="Courier New" w:cs="Courier New"/>
+          <w:sz w:val="20"/>
+          <w:szCs w:val="20"/>
+          <w:lang w:bidi="ar-SA"/>
+          <w14:ligatures w14:val="none"/>
+        </w:rPr>
+      </w:pPr>
+      <w:r>
+        <w:rPr>
+          <w:rFonts w:ascii="Courier New" w:eastAsia="Times New Roman" w:hAnsi="Courier New" w:cs="Courier New"/>
+          <w:sz w:val="20"/>
+          <w:szCs w:val="20"/>
+          <w:lang w:bidi="ar-SA"/>
+          <w14:ligatures w14:val="none"/>
+        </w:rPr>
         <w:lastRenderedPageBreak/>
-        <w:t xml:space="preserve">Add the broker URL and queue names to your application configuration file (e.g., </w:t>
-      </w:r>
-      <w:r>
-        <w:rPr>
-          <w:rFonts w:ascii="Courier New" w:eastAsia="Times New Roman" w:hAnsi="Courier New" w:cs="Courier New"/>
-          <w:sz w:val="20"/>
-          <w:szCs w:val="20"/>
-          <w:lang w:bidi="ar-SA"/>
-          <w14:ligatures w14:val="none"/>
-        </w:rPr>
-        <w:t>appsettings.json</w:t>
-      </w:r>
-      <w:r>
-        <w:rPr>
-          <w:rFonts w:ascii="Times New Roman" w:eastAsia="Times New Roman" w:hAnsi="Times New Roman" w:cs="Times New Roman"/>
-          <w:szCs w:val="24"/>
-          <w:lang w:bidi="ar-SA"/>
-          <w14:ligatures w14:val="none"/>
-        </w:rPr>
-        <w:t>):</w:t>
-      </w:r>
-    </w:p>
-    <w:p>
-      <w:pPr>
-        <w:tabs>
-          <w:tab w:val="left" w:pos="916"/>
-          <w:tab w:val="left" w:pos="1832"/>
-          <w:tab w:val="left" w:pos="2748"/>
-          <w:tab w:val="left" w:pos="3664"/>
-          <w:tab w:val="left" w:pos="4580"/>
-          <w:tab w:val="left" w:pos="5496"/>
-          <w:tab w:val="left" w:pos="6412"/>
-          <w:tab w:val="left" w:pos="7328"/>
-          <w:tab w:val="left" w:pos="8244"/>
-          <w:tab w:val="left" w:pos="9160"/>
-          <w:tab w:val="left" w:pos="10076"/>
-          <w:tab w:val="left" w:pos="10992"/>
-          <w:tab w:val="left" w:pos="11908"/>
-          <w:tab w:val="left" w:pos="12824"/>
-          <w:tab w:val="left" w:pos="13740"/>
-          <w:tab w:val="left" w:pos="14656"/>
-        </w:tabs>
-        <w:spacing w:after="0" w:line="240" w:lineRule="auto"/>
-        <w:rPr>
-          <w:rFonts w:ascii="Courier New" w:eastAsia="Times New Roman" w:hAnsi="Courier New" w:cs="Courier New"/>
-          <w:sz w:val="20"/>
-          <w:szCs w:val="20"/>
-          <w:lang w:bidi="ar-SA"/>
-          <w14:ligatures w14:val="none"/>
-        </w:rPr>
-      </w:pPr>
-      <w:r>
-        <w:rPr>
-          <w:rFonts w:ascii="Courier New" w:eastAsia="Times New Roman" w:hAnsi="Courier New" w:cs="Courier New"/>
-          <w:sz w:val="20"/>
-          <w:szCs w:val="20"/>
-          <w:lang w:bidi="ar-SA"/>
-          <w14:ligatures w14:val="none"/>
-        </w:rPr>
-        <w:t>json</w:t>
-      </w:r>
-    </w:p>
-    <w:p>
-      <w:pPr>
-        <w:tabs>
-          <w:tab w:val="left" w:pos="916"/>
-          <w:tab w:val="left" w:pos="1832"/>
-          <w:tab w:val="left" w:pos="2748"/>
-          <w:tab w:val="left" w:pos="3664"/>
-          <w:tab w:val="left" w:pos="4580"/>
-          <w:tab w:val="left" w:pos="5496"/>
-          <w:tab w:val="left" w:pos="6412"/>
-          <w:tab w:val="left" w:pos="7328"/>
-          <w:tab w:val="left" w:pos="8244"/>
-          <w:tab w:val="left" w:pos="9160"/>
-          <w:tab w:val="left" w:pos="10076"/>
-          <w:tab w:val="left" w:pos="10992"/>
-          <w:tab w:val="left" w:pos="11908"/>
-          <w:tab w:val="left" w:pos="12824"/>
-          <w:tab w:val="left" w:pos="13740"/>
-          <w:tab w:val="left" w:pos="14656"/>
-        </w:tabs>
-        <w:spacing w:after="0" w:line="240" w:lineRule="auto"/>
-        <w:rPr>
-          <w:rFonts w:ascii="Courier New" w:eastAsia="Times New Roman" w:hAnsi="Courier New" w:cs="Courier New"/>
-          <w:sz w:val="20"/>
-          <w:szCs w:val="20"/>
-          <w:lang w:bidi="ar-SA"/>
-          <w14:ligatures w14:val="none"/>
-        </w:rPr>
-      </w:pPr>
-      <w:r>
-        <w:rPr>
-          <w:rFonts w:ascii="Courier New" w:eastAsia="Times New Roman" w:hAnsi="Courier New" w:cs="Courier New"/>
-          <w:sz w:val="20"/>
-          <w:szCs w:val="20"/>
-          <w:lang w:bidi="ar-SA"/>
-          <w14:ligatures w14:val="none"/>
-        </w:rPr>
-        <w:t>CopyEdit</w:t>
-      </w:r>
-    </w:p>
-    <w:p>
-      <w:pPr>
-        <w:tabs>
-          <w:tab w:val="left" w:pos="916"/>
-          <w:tab w:val="left" w:pos="1832"/>
-          <w:tab w:val="left" w:pos="2748"/>
-          <w:tab w:val="left" w:pos="3664"/>
-          <w:tab w:val="left" w:pos="4580"/>
-          <w:tab w:val="left" w:pos="5496"/>
-          <w:tab w:val="left" w:pos="6412"/>
-          <w:tab w:val="left" w:pos="7328"/>
-          <w:tab w:val="left" w:pos="8244"/>
-          <w:tab w:val="left" w:pos="9160"/>
-          <w:tab w:val="left" w:pos="10076"/>
-          <w:tab w:val="left" w:pos="10992"/>
-          <w:tab w:val="left" w:pos="11908"/>
-          <w:tab w:val="left" w:pos="12824"/>
-          <w:tab w:val="left" w:pos="13740"/>
-          <w:tab w:val="left" w:pos="14656"/>
-        </w:tabs>
-        <w:spacing w:after="0" w:line="240" w:lineRule="auto"/>
-        <w:rPr>
-          <w:rFonts w:ascii="Courier New" w:eastAsia="Times New Roman" w:hAnsi="Courier New" w:cs="Courier New"/>
-          <w:sz w:val="20"/>
-          <w:szCs w:val="20"/>
-          <w:lang w:bidi="ar-SA"/>
-          <w14:ligatures w14:val="none"/>
-        </w:rPr>
-      </w:pPr>
-      <w:r>
-        <w:rPr>
-          <w:rFonts w:ascii="Courier New" w:eastAsia="Times New Roman" w:hAnsi="Courier New" w:cs="Courier New"/>
-          <w:sz w:val="20"/>
-          <w:szCs w:val="20"/>
-          <w:lang w:bidi="ar-SA"/>
-          <w14:ligatures w14:val="none"/>
-        </w:rPr>
-        <w:t>{</w:t>
-      </w:r>
-    </w:p>
-    <w:p>
-      <w:pPr>
-        <w:tabs>
-          <w:tab w:val="left" w:pos="916"/>
-          <w:tab w:val="left" w:pos="1832"/>
-          <w:tab w:val="left" w:pos="2748"/>
-          <w:tab w:val="left" w:pos="3664"/>
-          <w:tab w:val="left" w:pos="4580"/>
-          <w:tab w:val="left" w:pos="5496"/>
-          <w:tab w:val="left" w:pos="6412"/>
-          <w:tab w:val="left" w:pos="7328"/>
-          <w:tab w:val="left" w:pos="8244"/>
-          <w:tab w:val="left" w:pos="9160"/>
-          <w:tab w:val="left" w:pos="10076"/>
-          <w:tab w:val="left" w:pos="10992"/>
-          <w:tab w:val="left" w:pos="11908"/>
-          <w:tab w:val="left" w:pos="12824"/>
-          <w:tab w:val="left" w:pos="13740"/>
-          <w:tab w:val="left" w:pos="14656"/>
-        </w:tabs>
-        <w:spacing w:after="0" w:line="240" w:lineRule="auto"/>
-        <w:rPr>
-          <w:rFonts w:ascii="Courier New" w:eastAsia="Times New Roman" w:hAnsi="Courier New" w:cs="Courier New"/>
-          <w:sz w:val="20"/>
-          <w:szCs w:val="20"/>
-          <w:lang w:bidi="ar-SA"/>
-          <w14:ligatures w14:val="none"/>
-        </w:rPr>
-      </w:pPr>
-      <w:r>
-        <w:rPr>
-          <w:rFonts w:ascii="Courier New" w:eastAsia="Times New Roman" w:hAnsi="Courier New" w:cs="Courier New"/>
-          <w:sz w:val="20"/>
-          <w:szCs w:val="20"/>
-          <w:lang w:bidi="ar-SA"/>
-          <w14:ligatures w14:val="none"/>
-        </w:rPr>
-        <w:t xml:space="preserve">  "ActiveMq": {</w:t>
-      </w:r>
-    </w:p>
-    <w:p>
-      <w:pPr>
-        <w:tabs>
-          <w:tab w:val="left" w:pos="916"/>
-          <w:tab w:val="left" w:pos="1832"/>
-          <w:tab w:val="left" w:pos="2748"/>
-          <w:tab w:val="left" w:pos="3664"/>
-          <w:tab w:val="left" w:pos="4580"/>
-          <w:tab w:val="left" w:pos="5496"/>
-          <w:tab w:val="left" w:pos="6412"/>
-          <w:tab w:val="left" w:pos="7328"/>
-          <w:tab w:val="left" w:pos="8244"/>
-          <w:tab w:val="left" w:pos="9160"/>
-          <w:tab w:val="left" w:pos="10076"/>
-          <w:tab w:val="left" w:pos="10992"/>
-          <w:tab w:val="left" w:pos="11908"/>
-          <w:tab w:val="left" w:pos="12824"/>
-          <w:tab w:val="left" w:pos="13740"/>
-          <w:tab w:val="left" w:pos="14656"/>
-        </w:tabs>
-        <w:spacing w:after="0" w:line="240" w:lineRule="auto"/>
-        <w:rPr>
-          <w:rFonts w:ascii="Courier New" w:eastAsia="Times New Roman" w:hAnsi="Courier New" w:cs="Courier New"/>
-          <w:sz w:val="20"/>
-          <w:szCs w:val="20"/>
-          <w:lang w:bidi="ar-SA"/>
-          <w14:ligatures w14:val="none"/>
-        </w:rPr>
-      </w:pPr>
-      <w:r>
-        <w:rPr>
-          <w:rFonts w:ascii="Courier New" w:eastAsia="Times New Roman" w:hAnsi="Courier New" w:cs="Courier New"/>
-          <w:sz w:val="20"/>
-          <w:szCs w:val="20"/>
-          <w:lang w:bidi="ar-SA"/>
-          <w14:ligatures w14:val="none"/>
-        </w:rPr>
-        <w:t xml:space="preserve">    "BrokerUrl": "amqp://localhost:5672",</w:t>
-      </w:r>
-    </w:p>
-    <w:p>
-      <w:pPr>
-        <w:tabs>
-          <w:tab w:val="left" w:pos="916"/>
-          <w:tab w:val="left" w:pos="1832"/>
-          <w:tab w:val="left" w:pos="2748"/>
-          <w:tab w:val="left" w:pos="3664"/>
-          <w:tab w:val="left" w:pos="4580"/>
-          <w:tab w:val="left" w:pos="5496"/>
-          <w:tab w:val="left" w:pos="6412"/>
-          <w:tab w:val="left" w:pos="7328"/>
-          <w:tab w:val="left" w:pos="8244"/>
-          <w:tab w:val="left" w:pos="9160"/>
-          <w:tab w:val="left" w:pos="10076"/>
-          <w:tab w:val="left" w:pos="10992"/>
-          <w:tab w:val="left" w:pos="11908"/>
-          <w:tab w:val="left" w:pos="12824"/>
-          <w:tab w:val="left" w:pos="13740"/>
-          <w:tab w:val="left" w:pos="14656"/>
-        </w:tabs>
-        <w:spacing w:after="0" w:line="240" w:lineRule="auto"/>
-        <w:rPr>
-          <w:rFonts w:ascii="Courier New" w:eastAsia="Times New Roman" w:hAnsi="Courier New" w:cs="Courier New"/>
-          <w:sz w:val="20"/>
-          <w:szCs w:val="20"/>
-          <w:lang w:bidi="ar-SA"/>
-          <w14:ligatures w14:val="none"/>
-        </w:rPr>
-      </w:pPr>
-      <w:r>
-        <w:rPr>
-          <w:rFonts w:ascii="Courier New" w:eastAsia="Times New Roman" w:hAnsi="Courier New" w:cs="Courier New"/>
-          <w:sz w:val="20"/>
-          <w:szCs w:val="20"/>
-          <w:lang w:bidi="ar-SA"/>
-          <w14:ligatures w14:val="none"/>
-        </w:rPr>
-        <w:t xml:space="preserve">    "QueueName": "myQueue"</w:t>
-      </w:r>
-    </w:p>
-    <w:p>
-      <w:pPr>
-        <w:tabs>
-          <w:tab w:val="left" w:pos="916"/>
-          <w:tab w:val="left" w:pos="1832"/>
-          <w:tab w:val="left" w:pos="2748"/>
-          <w:tab w:val="left" w:pos="3664"/>
-          <w:tab w:val="left" w:pos="4580"/>
-          <w:tab w:val="left" w:pos="5496"/>
-          <w:tab w:val="left" w:pos="6412"/>
-          <w:tab w:val="left" w:pos="7328"/>
-          <w:tab w:val="left" w:pos="8244"/>
-          <w:tab w:val="left" w:pos="9160"/>
-          <w:tab w:val="left" w:pos="10076"/>
-          <w:tab w:val="left" w:pos="10992"/>
-          <w:tab w:val="left" w:pos="11908"/>
-          <w:tab w:val="left" w:pos="12824"/>
-          <w:tab w:val="left" w:pos="13740"/>
-          <w:tab w:val="left" w:pos="14656"/>
-        </w:tabs>
-        <w:spacing w:after="0" w:line="240" w:lineRule="auto"/>
-        <w:rPr>
-          <w:rFonts w:ascii="Courier New" w:eastAsia="Times New Roman" w:hAnsi="Courier New" w:cs="Courier New"/>
-          <w:sz w:val="20"/>
-          <w:szCs w:val="20"/>
-          <w:lang w:bidi="ar-SA"/>
-          <w14:ligatures w14:val="none"/>
-        </w:rPr>
-      </w:pPr>
-      <w:r>
-        <w:rPr>
-          <w:rFonts w:ascii="Courier New" w:eastAsia="Times New Roman" w:hAnsi="Courier New" w:cs="Courier New"/>
-          <w:sz w:val="20"/>
-          <w:szCs w:val="20"/>
-          <w:lang w:bidi="ar-SA"/>
-          <w14:ligatures w14:val="none"/>
-        </w:rPr>
-        <w:t xml:space="preserve">  }</w:t>
-      </w:r>
-    </w:p>
-    <w:p>
-      <w:pPr>
-        <w:tabs>
-          <w:tab w:val="left" w:pos="916"/>
-          <w:tab w:val="left" w:pos="1832"/>
-          <w:tab w:val="left" w:pos="2748"/>
-          <w:tab w:val="left" w:pos="3664"/>
-          <w:tab w:val="left" w:pos="4580"/>
-          <w:tab w:val="left" w:pos="5496"/>
-          <w:tab w:val="left" w:pos="6412"/>
-          <w:tab w:val="left" w:pos="7328"/>
-          <w:tab w:val="left" w:pos="8244"/>
-          <w:tab w:val="left" w:pos="9160"/>
-          <w:tab w:val="left" w:pos="10076"/>
-          <w:tab w:val="left" w:pos="10992"/>
-          <w:tab w:val="left" w:pos="11908"/>
-          <w:tab w:val="left" w:pos="12824"/>
-          <w:tab w:val="left" w:pos="13740"/>
-          <w:tab w:val="left" w:pos="14656"/>
-        </w:tabs>
-        <w:spacing w:after="0" w:line="240" w:lineRule="auto"/>
-        <w:rPr>
-          <w:rFonts w:ascii="Courier New" w:eastAsia="Times New Roman" w:hAnsi="Courier New" w:cs="Courier New"/>
-          <w:sz w:val="20"/>
-          <w:szCs w:val="20"/>
-          <w:lang w:bidi="ar-SA"/>
-          <w14:ligatures w14:val="none"/>
-        </w:rPr>
-      </w:pPr>
-      <w:r>
-        <w:rPr>
-          <w:rFonts w:ascii="Courier New" w:eastAsia="Times New Roman" w:hAnsi="Courier New" w:cs="Courier New"/>
-          <w:sz w:val="20"/>
-          <w:szCs w:val="20"/>
-          <w:lang w:bidi="ar-SA"/>
-          <w14:ligatures w14:val="none"/>
-        </w:rPr>
         <w:t>}</w:t>
       </w:r>
     </w:p>
@@ -9865,7 +10097,7 @@
           <w14:ligatures w14:val="none"/>
         </w:rPr>
         <w:pict w14:anchorId="676B0B64">
-          <v:rect id="_x0000_i1038" style="width:0;height:1.5pt" o:hralign="center" o:hrstd="t" o:hr="t" fillcolor="#a0a0a0" stroked="f"/>
+          <v:rect id="_x0000_i1037" style="width:0;height:1.5pt" o:hralign="center" o:hrstd="t" o:hr="t" fillcolor="#a0a0a0" stroked="f"/>
         </w:pict>
       </w:r>
     </w:p>
@@ -9986,7 +10218,7 @@
           <w14:ligatures w14:val="none"/>
         </w:rPr>
         <w:pict w14:anchorId="10A0E546">
-          <v:rect id="_x0000_i1039" style="width:0;height:1.5pt" o:hralign="center" o:hrstd="t" o:hr="t" fillcolor="#a0a0a0" stroked="f"/>
+          <v:rect id="_x0000_i1038" style="width:0;height:1.5pt" o:hralign="center" o:hrstd="t" o:hr="t" fillcolor="#a0a0a0" stroked="f"/>
         </w:pict>
       </w:r>
     </w:p>
@@ -15544,7 +15776,6 @@
   <w:style w:type="character" w:default="1" w:styleId="DefaultParagraphFont">
     <w:name w:val="Default Paragraph Font"/>
     <w:uiPriority w:val="1"/>
-    <w:semiHidden/>
     <w:unhideWhenUsed/>
   </w:style>
   <w:style w:type="table" w:default="1" w:styleId="TableNormal">
